--- a/docs/module5/CIRCULATION_AMENDMENT.docx
+++ b/docs/module5/CIRCULATION_AMENDMENT.docx
@@ -1968,58 +1968,7 @@
         <w:t xml:space="preserve"> </w:t>
       </w:r>
       <w:r>
-        <w:t xml:space="preserve">v0.13 ships the wrappers additively; the naked</w:t>
-      </w:r>
-      <w:r>
-        <w:t xml:space="preserve"> </w:t>
-      </w:r>
-      <w:r>
-        <w:rPr>
-          <w:rStyle w:val="VerbatimChar"/>
-        </w:rPr>
-        <w:t xml:space="preserve">EpInput</w:t>
-      </w:r>
-      <w:r>
-        <w:t xml:space="preserve"> </w:t>
-      </w:r>
-      <w:r>
-        <w:t xml:space="preserve">/</w:t>
-      </w:r>
-      <w:r>
-        <w:t xml:space="preserve"> </w:t>
-      </w:r>
-      <w:r>
-        <w:rPr>
-          <w:rStyle w:val="VerbatimChar"/>
-        </w:rPr>
-        <w:t xml:space="preserve">Envelope</w:t>
-      </w:r>
-      <w:r>
-        <w:t xml:space="preserve"> </w:t>
-      </w:r>
-      <w:r>
-        <w:t xml:space="preserve">/</w:t>
-      </w:r>
-      <w:r>
-        <w:t xml:space="preserve"> </w:t>
-      </w:r>
-      <w:r>
-        <w:rPr>
-          <w:rStyle w:val="VerbatimChar"/>
-        </w:rPr>
-        <w:t xml:space="preserve">Event</w:t>
-      </w:r>
-      <w:r>
-        <w:t xml:space="preserve"> </w:t>
-      </w:r>
-      <w:r>
-        <w:t xml:space="preserve">interfaces are marked deprecated with a</w:t>
-      </w:r>
-      <w:r>
-        <w:t xml:space="preserve"> </w:t>
-      </w:r>
-      <w:r>
-        <w:t xml:space="preserve">removal target of</w:t>
+        <w:t xml:space="preserve">v0.13 shipped the wrappers additively;</w:t>
       </w:r>
       <w:r>
         <w:t xml:space="preserve"> </w:t>
@@ -2029,22 +1978,133 @@
           <w:b/>
           <w:bCs/>
         </w:rPr>
-        <w:t xml:space="preserve">v0.14</w:t>
-      </w:r>
-      <w:r>
-        <w:t xml:space="preserve">. A preserved bypass is technical debt made</w:t>
-      </w:r>
-      <w:r>
-        <w:t xml:space="preserve"> </w:t>
-      </w:r>
-      <w:r>
-        <w:t xml:space="preserve">normative; retaining the naked interfaces this round keeps the 116 v0.12</w:t>
-      </w:r>
-      <w:r>
-        <w:t xml:space="preserve"> </w:t>
-      </w:r>
-      <w:r>
-        <w:t xml:space="preserve">theorems stable, and the gating migration is scheduled, not indefinite.</w:t>
+        <w:t xml:space="preserve">v0.14 executed the</w:t>
+      </w:r>
+      <w:r>
+        <w:rPr>
+          <w:b/>
+          <w:bCs/>
+        </w:rPr>
+        <w:t xml:space="preserve"> </w:t>
+      </w:r>
+      <w:r>
+        <w:rPr>
+          <w:b/>
+          <w:bCs/>
+        </w:rPr>
+        <w:t xml:space="preserve">deprecation.</w:t>
+      </w:r>
+      <w:r>
+        <w:t xml:space="preserve"> </w:t>
+      </w:r>
+      <w:r>
+        <w:t xml:space="preserve">The sanctioned issuing interface is now</w:t>
+      </w:r>
+      <w:r>
+        <w:t xml:space="preserve"> </w:t>
+      </w:r>
+      <w:r>
+        <w:rPr>
+          <w:rStyle w:val="VerbatimChar"/>
+        </w:rPr>
+        <w:t xml:space="preserve">seamStep</w:t>
+      </w:r>
+      <w:r>
+        <w:t xml:space="preserve"> </w:t>
+      </w:r>
+      <w:r>
+        <w:t xml:space="preserve">(the</w:t>
+      </w:r>
+      <w:r>
+        <w:t xml:space="preserve"> </w:t>
+      </w:r>
+      <w:r>
+        <w:t xml:space="preserve">episode machine driven through a</w:t>
+      </w:r>
+      <w:r>
+        <w:t xml:space="preserve"> </w:t>
+      </w:r>
+      <w:r>
+        <w:rPr>
+          <w:rStyle w:val="VerbatimChar"/>
+        </w:rPr>
+        <w:t xml:space="preserve">SeamClaim</w:t>
+      </w:r>
+      <w:r>
+        <w:t xml:space="preserve">), the naked issuing path is</w:t>
+      </w:r>
+      <w:r>
+        <w:t xml:space="preserve"> </w:t>
+      </w:r>
+      <w:r>
+        <w:rPr>
+          <w:rStyle w:val="VerbatimChar"/>
+        </w:rPr>
+        <w:t xml:space="preserve">@[deprecated seamStep]</w:t>
+      </w:r>
+      <w:r>
+        <w:t xml:space="preserve"> </w:t>
+      </w:r>
+      <w:r>
+        <w:t xml:space="preserve">in-code, and</w:t>
+      </w:r>
+      <w:r>
+        <w:t xml:space="preserve"> </w:t>
+      </w:r>
+      <w:r>
+        <w:rPr>
+          <w:b/>
+          <w:bCs/>
+        </w:rPr>
+        <w:t xml:space="preserve">L10–L11</w:t>
+      </w:r>
+      <w:r>
+        <w:t xml:space="preserve"> </w:t>
+      </w:r>
+      <w:r>
+        <w:t xml:space="preserve">prove the gate is total —</w:t>
+      </w:r>
+      <w:r>
+        <w:t xml:space="preserve"> </w:t>
+      </w:r>
+      <w:r>
+        <w:t xml:space="preserve">no unaccompanied bit initiates a fresh PIO from any state, and sanctioned</w:t>
+      </w:r>
+      <w:r>
+        <w:t xml:space="preserve"> </w:t>
+      </w:r>
+      <w:r>
+        <w:t xml:space="preserve">issuance implies a non-empty authorization chain and evidence. A preserved</w:t>
+      </w:r>
+      <w:r>
+        <w:t xml:space="preserve"> </w:t>
+      </w:r>
+      <w:r>
+        <w:t xml:space="preserve">bypass is technical debt made normative; the internal</w:t>
+      </w:r>
+      <w:r>
+        <w:t xml:space="preserve"> </w:t>
+      </w:r>
+      <w:r>
+        <w:rPr>
+          <w:rStyle w:val="VerbatimChar"/>
+        </w:rPr>
+        <w:t xml:space="preserve">estep</w:t>
+      </w:r>
+      <w:r>
+        <w:t xml:space="preserve">/</w:t>
+      </w:r>
+      <w:r>
+        <w:rPr>
+          <w:rStyle w:val="VerbatimChar"/>
+        </w:rPr>
+        <w:t xml:space="preserve">EpInput</w:t>
+      </w:r>
+      <w:r>
+        <w:t xml:space="preserve"> </w:t>
+      </w:r>
+      <w:r>
+        <w:t xml:space="preserve">remain undeprecated (the machine, not the bypass).</w:t>
       </w:r>
     </w:p>
     <w:p>
